--- a/zht/docx/42.content.docx
+++ b/zht/docx/42.content.docx
@@ -19,7 +19,7 @@
         <w:rPr>
           <w:lang w:val="zh_TW" w:bidi="zh_TW"/>
         </w:rPr>
-        <w:t>Resource: 研讀筆記 - 書籍簡介 (Tyndale)</w:t>
+        <w:t>Resource: Tyndale Open Study Notes</w:t>
       </w:r>
       <w:r>
         <w:rPr>
@@ -112,7 +112,7 @@
         <w:rPr>
           <w:lang w:val="zh_TW" w:bidi="zh_TW"/>
         </w:rPr>
-        <w:t>研讀筆記 - 書籍簡介 (Tyndale)</w:t>
+        <w:t>Tyndale Open Study Notes</w:t>
       </w:r>
     </w:p>
     <w:p>

--- a/zht/docx/42.content.docx
+++ b/zht/docx/42.content.docx
@@ -19,7 +19,7 @@
         <w:rPr>
           <w:lang w:val="zh_TW" w:bidi="zh_TW"/>
         </w:rPr>
-        <w:t>Resource: Tyndale Open Study Notes</w:t>
+        <w:t>Resource: Aquifer Open Study Notes (Book Intros)</w:t>
       </w:r>
       <w:r>
         <w:rPr>
@@ -112,7 +112,7 @@
         <w:rPr>
           <w:lang w:val="zh_TW" w:bidi="zh_TW"/>
         </w:rPr>
-        <w:t>Tyndale Open Study Notes</w:t>
+        <w:t>Aquifer Open Study Notes (Book Intros)</w:t>
       </w:r>
     </w:p>
     <w:p>

--- a/zht/docx/42.content.docx
+++ b/zht/docx/42.content.docx
@@ -297,18 +297,12 @@
         </w:rPr>
         <w:t>路加福音的開頭是一篇正式的序言，這序言是以路加時代優秀的希臘-羅馬（Greco-Roman）作家的風格寫成的（</w:t>
       </w:r>
-      <w:hyperlink r:id="rId13">
-        <w:r>
-          <w:rPr>
-            <w:lang w:val="zh_TW" w:bidi="zh_TW"/>
-          </w:rPr>
-          <w:rPr>
-            <w:color w:val="0000EE"/>
-            <w:u w:val="single"/>
-          </w:rPr>
-          <w:t>1:1–4</w:t>
-        </w:r>
-      </w:hyperlink>
+      <w:r>
+        <w:rPr>
+          <w:lang w:val="zh_TW" w:bidi="zh_TW"/>
+        </w:rPr>
+        <w:t>1:1–4</w:t>
+      </w:r>
       <w:r>
         <w:rPr>
           <w:lang w:val="zh_TW" w:bidi="zh_TW"/>
@@ -329,18 +323,12 @@
         </w:rPr>
         <w:t>在這個正式的文學性介紹之後，寫作風格發生了顯著的變化。路加以猶太人的方式描述了耶穌的誕生（</w:t>
       </w:r>
-      <w:hyperlink r:id="rId14">
-        <w:r>
-          <w:rPr>
-            <w:lang w:val="zh_TW" w:bidi="zh_TW"/>
-          </w:rPr>
-          <w:rPr>
-            <w:color w:val="0000EE"/>
-            <w:u w:val="single"/>
-          </w:rPr>
-          <w:t>1:5–2:51</w:t>
-        </w:r>
-      </w:hyperlink>
+      <w:r>
+        <w:rPr>
+          <w:lang w:val="zh_TW" w:bidi="zh_TW"/>
+        </w:rPr>
+        <w:t>1:5–2:51</w:t>
+      </w:r>
       <w:r>
         <w:rPr>
           <w:lang w:val="zh_TW" w:bidi="zh_TW"/>
@@ -361,126 +349,84 @@
         </w:rPr>
         <w:t>與馬太福音和馬可福音相同，路加福音介紹了耶穌的公開事工，這包括施洗約翰的事工（</w:t>
       </w:r>
-      <w:hyperlink r:id="rId15">
-        <w:r>
-          <w:rPr>
-            <w:lang w:val="zh_TW" w:bidi="zh_TW"/>
-          </w:rPr>
-          <w:rPr>
-            <w:color w:val="0000EE"/>
-            <w:u w:val="single"/>
-          </w:rPr>
-          <w:t>3:1–20</w:t>
-        </w:r>
-      </w:hyperlink>
+      <w:r>
+        <w:rPr>
+          <w:lang w:val="zh_TW" w:bidi="zh_TW"/>
+        </w:rPr>
+        <w:t>3:1–20</w:t>
+      </w:r>
       <w:r>
         <w:rPr>
           <w:lang w:val="zh_TW" w:bidi="zh_TW"/>
         </w:rPr>
         <w:t>）、耶穌受洗（</w:t>
       </w:r>
-      <w:hyperlink r:id="rId16">
-        <w:r>
-          <w:rPr>
-            <w:lang w:val="zh_TW" w:bidi="zh_TW"/>
-          </w:rPr>
-          <w:rPr>
-            <w:color w:val="0000EE"/>
-            <w:u w:val="single"/>
-          </w:rPr>
-          <w:t>3:21–22</w:t>
-        </w:r>
-      </w:hyperlink>
+      <w:r>
+        <w:rPr>
+          <w:lang w:val="zh_TW" w:bidi="zh_TW"/>
+        </w:rPr>
+        <w:t>3:21–22</w:t>
+      </w:r>
       <w:r>
         <w:rPr>
           <w:lang w:val="zh_TW" w:bidi="zh_TW"/>
         </w:rPr>
         <w:t>）、耶穌受試探（</w:t>
       </w:r>
-      <w:hyperlink r:id="rId17">
-        <w:r>
-          <w:rPr>
-            <w:lang w:val="zh_TW" w:bidi="zh_TW"/>
-          </w:rPr>
-          <w:rPr>
-            <w:color w:val="0000EE"/>
-            <w:u w:val="single"/>
-          </w:rPr>
-          <w:t>4:1–13</w:t>
-        </w:r>
-      </w:hyperlink>
+      <w:r>
+        <w:rPr>
+          <w:lang w:val="zh_TW" w:bidi="zh_TW"/>
+        </w:rPr>
+        <w:t>4:1–13</w:t>
+      </w:r>
       <w:r>
         <w:rPr>
           <w:lang w:val="zh_TW" w:bidi="zh_TW"/>
         </w:rPr>
         <w:t>）、以及祂在加利利和周邊地區的事工（</w:t>
       </w:r>
-      <w:hyperlink r:id="rId18">
-        <w:r>
-          <w:rPr>
-            <w:lang w:val="zh_TW" w:bidi="zh_TW"/>
-          </w:rPr>
-          <w:rPr>
-            <w:color w:val="0000EE"/>
-            <w:u w:val="single"/>
-          </w:rPr>
-          <w:t>4:14–9:50</w:t>
-        </w:r>
-      </w:hyperlink>
+      <w:r>
+        <w:rPr>
+          <w:lang w:val="zh_TW" w:bidi="zh_TW"/>
+        </w:rPr>
+        <w:t>4:14–9:50</w:t>
+      </w:r>
       <w:r>
         <w:rPr>
           <w:lang w:val="zh_TW" w:bidi="zh_TW"/>
         </w:rPr>
         <w:t>）。耶穌宣講神的國度，憑著權柄進行教導，醫治病人，趕鬼，以語言和行動展現神國的權柄。與馬太福音和馬可福音一樣，耶穌在加利利事工的高潮是彼得認耶穌是彌賽亞，隨後耶穌解釋彌賽亞必須在耶路撒冷受苦並死去（</w:t>
       </w:r>
-      <w:hyperlink r:id="rId19">
-        <w:r>
-          <w:rPr>
-            <w:lang w:val="zh_TW" w:bidi="zh_TW"/>
-          </w:rPr>
-          <w:rPr>
-            <w:color w:val="0000EE"/>
-            <w:u w:val="single"/>
-          </w:rPr>
-          <w:t>9:18–22</w:t>
-        </w:r>
-      </w:hyperlink>
+      <w:r>
+        <w:rPr>
+          <w:lang w:val="zh_TW" w:bidi="zh_TW"/>
+        </w:rPr>
+        <w:t>9:18–22</w:t>
+      </w:r>
       <w:r>
         <w:rPr>
           <w:lang w:val="zh_TW" w:bidi="zh_TW"/>
         </w:rPr>
         <w:t>）。接下來，耶穌前往耶路撒冷完成了這一使命（</w:t>
       </w:r>
-      <w:hyperlink r:id="rId20">
-        <w:r>
-          <w:rPr>
-            <w:lang w:val="zh_TW" w:bidi="zh_TW"/>
-          </w:rPr>
-          <w:rPr>
-            <w:color w:val="0000EE"/>
-            <w:u w:val="single"/>
-          </w:rPr>
-          <w:t>9:51–19:44</w:t>
-        </w:r>
-      </w:hyperlink>
+      <w:r>
+        <w:rPr>
+          <w:lang w:val="zh_TW" w:bidi="zh_TW"/>
+        </w:rPr>
+        <w:t>9:51–19:44</w:t>
+      </w:r>
       <w:r>
         <w:rPr>
           <w:lang w:val="zh_TW" w:bidi="zh_TW"/>
         </w:rPr>
         <w:t>）。在關於這段旅行的敘述（路加福音最具特色的結構特徵）中，作者記述了許多受人喜愛的耶穌的故事和比喻：好撒馬利亞人、浪子回頭、財主與拉撒路、馬利亞和馬大的故事，以及撒該的故事。這部分的中心主題是神對失喪者的愛以及耶穌對罪人、窮人和被排斥者的事工。整本福音書的主題在撒該故事的結尾處表明：「人子來，為要尋找、拯救失喪的人」（</w:t>
       </w:r>
-      <w:hyperlink r:id="rId21">
-        <w:r>
-          <w:rPr>
-            <w:lang w:val="zh_TW" w:bidi="zh_TW"/>
-          </w:rPr>
-          <w:rPr>
-            <w:color w:val="0000EE"/>
-            <w:u w:val="single"/>
-          </w:rPr>
-          <w:t>19:10</w:t>
-        </w:r>
-      </w:hyperlink>
+      <w:r>
+        <w:rPr>
+          <w:lang w:val="zh_TW" w:bidi="zh_TW"/>
+        </w:rPr>
+        <w:t>19:10</w:t>
+      </w:r>
       <w:r>
         <w:rPr>
           <w:lang w:val="zh_TW" w:bidi="zh_TW"/>
@@ -501,54 +447,36 @@
         </w:rPr>
         <w:t>敘述的高潮是耶穌的被捕、受審和被釘十字架（</w:t>
       </w:r>
-      <w:hyperlink r:id="rId22">
-        <w:r>
-          <w:rPr>
-            <w:lang w:val="zh_TW" w:bidi="zh_TW"/>
-          </w:rPr>
-          <w:rPr>
-            <w:color w:val="0000EE"/>
-            <w:u w:val="single"/>
-          </w:rPr>
-          <w:t>22:1–23:56</w:t>
-        </w:r>
-      </w:hyperlink>
+      <w:r>
+        <w:rPr>
+          <w:lang w:val="zh_TW" w:bidi="zh_TW"/>
+        </w:rPr>
+        <w:t>22:1–23:56</w:t>
+      </w:r>
       <w:r>
         <w:rPr>
           <w:lang w:val="zh_TW" w:bidi="zh_TW"/>
         </w:rPr>
         <w:t>）。路加福音中耶穌被釘十字架的核心主題是耶穌是無罪的。耶穌被描繪成耶和華的義僕（見</w:t>
       </w:r>
-      <w:hyperlink r:id="rId23">
-        <w:r>
-          <w:rPr>
-            <w:lang w:val="zh_TW" w:bidi="zh_TW"/>
-          </w:rPr>
-          <w:rPr>
-            <w:color w:val="0000EE"/>
-            <w:u w:val="single"/>
-          </w:rPr>
-          <w:t>賽52:13–53:12</w:t>
-        </w:r>
-      </w:hyperlink>
+      <w:r>
+        <w:rPr>
+          <w:lang w:val="zh_TW" w:bidi="zh_TW"/>
+        </w:rPr>
+        <w:t>賽52:13–53:12</w:t>
+      </w:r>
       <w:r>
         <w:rPr>
           <w:lang w:val="zh_TW" w:bidi="zh_TW"/>
         </w:rPr>
         <w:t>）。在耶穌死時，十字架下的羅馬百夫長喊道：「這真是個義人（有些譯本譯為：這人的確是無罪的）」（</w:t>
       </w:r>
-      <w:hyperlink r:id="rId24">
-        <w:r>
-          <w:rPr>
-            <w:lang w:val="zh_TW" w:bidi="zh_TW"/>
-          </w:rPr>
-          <w:rPr>
-            <w:color w:val="0000EE"/>
-            <w:u w:val="single"/>
-          </w:rPr>
-          <w:t>路23:47</w:t>
-        </w:r>
-      </w:hyperlink>
+      <w:r>
+        <w:rPr>
+          <w:lang w:val="zh_TW" w:bidi="zh_TW"/>
+        </w:rPr>
+        <w:t>路23:47</w:t>
+      </w:r>
       <w:r>
         <w:rPr>
           <w:lang w:val="zh_TW" w:bidi="zh_TW"/>
@@ -569,90 +497,60 @@
         </w:rPr>
         <w:t>敘述以耶穌的復活作為結束（</w:t>
       </w:r>
-      <w:hyperlink r:id="rId25">
-        <w:r>
-          <w:rPr>
-            <w:lang w:val="zh_TW" w:bidi="zh_TW"/>
-          </w:rPr>
-          <w:rPr>
-            <w:color w:val="0000EE"/>
-            <w:u w:val="single"/>
-          </w:rPr>
-          <w:t>24:1–12</w:t>
-        </w:r>
-      </w:hyperlink>
+      <w:r>
+        <w:rPr>
+          <w:lang w:val="zh_TW" w:bidi="zh_TW"/>
+        </w:rPr>
+        <w:t>24:1–12</w:t>
+      </w:r>
       <w:r>
         <w:rPr>
           <w:lang w:val="zh_TW" w:bidi="zh_TW"/>
         </w:rPr>
         <w:t>）。路加在這裡最獨特的貢獻是記載了往以馬忤斯路上的門徒（</w:t>
       </w:r>
-      <w:hyperlink r:id="rId26">
-        <w:r>
-          <w:rPr>
-            <w:lang w:val="zh_TW" w:bidi="zh_TW"/>
-          </w:rPr>
-          <w:rPr>
-            <w:color w:val="0000EE"/>
-            <w:u w:val="single"/>
-          </w:rPr>
-          <w:t>24:13–35</w:t>
-        </w:r>
-      </w:hyperlink>
+      <w:r>
+        <w:rPr>
+          <w:lang w:val="zh_TW" w:bidi="zh_TW"/>
+        </w:rPr>
+        <w:t>24:13–35</w:t>
+      </w:r>
       <w:r>
         <w:rPr>
           <w:lang w:val="zh_TW" w:bidi="zh_TW"/>
         </w:rPr>
         <w:t>）。當耶穌與兩個沮喪的門徒同行時，門徒並未認出祂，耶穌教導他們，祂的死亡不是失敗，而是應驗了舊約的應許。所有的經文都指向這個偉大的拯救事件（</w:t>
       </w:r>
-      <w:hyperlink r:id="rId27">
-        <w:r>
-          <w:rPr>
-            <w:lang w:val="zh_TW" w:bidi="zh_TW"/>
-          </w:rPr>
-          <w:rPr>
-            <w:color w:val="0000EE"/>
-            <w:u w:val="single"/>
-          </w:rPr>
-          <w:t>24:25–27</w:t>
-        </w:r>
-      </w:hyperlink>
+      <w:r>
+        <w:rPr>
+          <w:lang w:val="zh_TW" w:bidi="zh_TW"/>
+        </w:rPr>
+        <w:t>24:25–27</w:t>
+      </w:r>
       <w:r>
         <w:rPr>
           <w:lang w:val="zh_TW" w:bidi="zh_TW"/>
         </w:rPr>
         <w:t>）。敘述以簡短的升天記載作為結束（</w:t>
       </w:r>
-      <w:hyperlink r:id="rId28">
-        <w:r>
-          <w:rPr>
-            <w:lang w:val="zh_TW" w:bidi="zh_TW"/>
-          </w:rPr>
-          <w:rPr>
-            <w:color w:val="0000EE"/>
-            <w:u w:val="single"/>
-          </w:rPr>
-          <w:t>24:50–53</w:t>
-        </w:r>
-      </w:hyperlink>
+      <w:r>
+        <w:rPr>
+          <w:lang w:val="zh_TW" w:bidi="zh_TW"/>
+        </w:rPr>
+        <w:t>24:50–53</w:t>
+      </w:r>
       <w:r>
         <w:rPr>
           <w:lang w:val="zh_TW" w:bidi="zh_TW"/>
         </w:rPr>
         <w:t>），這在使徒行傳中有更詳細的描述（</w:t>
       </w:r>
-      <w:hyperlink r:id="rId29">
-        <w:r>
-          <w:rPr>
-            <w:lang w:val="zh_TW" w:bidi="zh_TW"/>
-          </w:rPr>
-          <w:rPr>
-            <w:color w:val="0000EE"/>
-            <w:u w:val="single"/>
-          </w:rPr>
-          <w:t>徒1:1–11</w:t>
-        </w:r>
-      </w:hyperlink>
+      <w:r>
+        <w:rPr>
+          <w:lang w:val="zh_TW" w:bidi="zh_TW"/>
+        </w:rPr>
+        <w:t>徒1:1–11</w:t>
+      </w:r>
       <w:r>
         <w:rPr>
           <w:lang w:val="zh_TW" w:bidi="zh_TW"/>
@@ -673,72 +571,48 @@
         </w:rPr>
         <w:t>在結構上，路加福音遵循馬可福音的基本大綱，包括加利利的事工，隨後是前往耶路撒冷的旅程，以及在那裡達到高潮的耶穌的事工。主要的不同之處是：（1）像馬太福音一樣，路加福音以降生的敘事開始，引入整個作品的主題（</w:t>
       </w:r>
-      <w:hyperlink r:id="rId30">
-        <w:r>
-          <w:rPr>
-            <w:lang w:val="zh_TW" w:bidi="zh_TW"/>
-          </w:rPr>
-          <w:rPr>
-            <w:color w:val="0000EE"/>
-            <w:u w:val="single"/>
-          </w:rPr>
-          <w:t>路1:1–2:52</w:t>
-        </w:r>
-      </w:hyperlink>
+      <w:r>
+        <w:rPr>
+          <w:lang w:val="zh_TW" w:bidi="zh_TW"/>
+        </w:rPr>
+        <w:t>路1:1–2:52</w:t>
+      </w:r>
       <w:r>
         <w:rPr>
           <w:lang w:val="zh_TW" w:bidi="zh_TW"/>
         </w:rPr>
         <w:t>）；（2）路加福音省略了馬可福音關於加利利事工的一個主要部分，這有時被稱作是他的「大省略」（</w:t>
       </w:r>
-      <w:hyperlink r:id="rId31">
-        <w:r>
-          <w:rPr>
-            <w:lang w:val="zh_TW" w:bidi="zh_TW"/>
-          </w:rPr>
-          <w:rPr>
-            <w:color w:val="0000EE"/>
-            <w:u w:val="single"/>
-          </w:rPr>
-          <w:t>可6:45–8:26</w:t>
-        </w:r>
-      </w:hyperlink>
+      <w:r>
+        <w:rPr>
+          <w:lang w:val="zh_TW" w:bidi="zh_TW"/>
+        </w:rPr>
+        <w:t>可6:45–8:26</w:t>
+      </w:r>
       <w:r>
         <w:rPr>
           <w:lang w:val="zh_TW" w:bidi="zh_TW"/>
         </w:rPr>
         <w:t>）；（3）馬可福音有一章描述了前往耶路撒冷的旅程（</w:t>
       </w:r>
-      <w:hyperlink r:id="rId32">
-        <w:r>
-          <w:rPr>
-            <w:lang w:val="zh_TW" w:bidi="zh_TW"/>
-          </w:rPr>
-          <w:rPr>
-            <w:color w:val="0000EE"/>
-            <w:u w:val="single"/>
-          </w:rPr>
-          <w:t>可10:1–52</w:t>
-        </w:r>
-      </w:hyperlink>
+      <w:r>
+        <w:rPr>
+          <w:lang w:val="zh_TW" w:bidi="zh_TW"/>
+        </w:rPr>
+        <w:t>可10:1–52</w:t>
+      </w:r>
       <w:r>
         <w:rPr>
           <w:lang w:val="zh_TW" w:bidi="zh_TW"/>
         </w:rPr>
         <w:t>），路加福音將其擴展到十章（</w:t>
       </w:r>
-      <w:hyperlink r:id="rId20">
-        <w:r>
-          <w:rPr>
-            <w:lang w:val="zh_TW" w:bidi="zh_TW"/>
-          </w:rPr>
-          <w:rPr>
-            <w:color w:val="0000EE"/>
-            <w:u w:val="single"/>
-          </w:rPr>
-          <w:t>路9:51–19:44</w:t>
-        </w:r>
-      </w:hyperlink>
+      <w:r>
+        <w:rPr>
+          <w:lang w:val="zh_TW" w:bidi="zh_TW"/>
+        </w:rPr>
+        <w:t>路9:51–19:44</w:t>
+      </w:r>
       <w:r>
         <w:rPr>
           <w:lang w:val="zh_TW" w:bidi="zh_TW"/>
@@ -809,90 +683,60 @@
         </w:rPr>
         <w:t>雖然所有的福音書，嚴格來說，都是匿名的（作者沒有自我介紹），但路加福音–使徒行傳的作者可以很容易地被確定為路加，一位醫生，並且在某些時候是使徒保羅的夥伴。使徒行傳有幾個以第一人稱複數進行敘述的段落（「我們」部分），作者在其中描述自己是保羅宣教活動的參與者（</w:t>
       </w:r>
-      <w:hyperlink r:id="rId33">
-        <w:r>
-          <w:rPr>
-            <w:lang w:val="zh_TW" w:bidi="zh_TW"/>
-          </w:rPr>
-          <w:rPr>
-            <w:color w:val="0000EE"/>
-            <w:u w:val="single"/>
-          </w:rPr>
-          <w:t>徒16:10–17</w:t>
-        </w:r>
-      </w:hyperlink>
+      <w:r>
+        <w:rPr>
+          <w:lang w:val="zh_TW" w:bidi="zh_TW"/>
+        </w:rPr>
+        <w:t>徒16:10–17</w:t>
+      </w:r>
       <w:r>
         <w:rPr>
           <w:lang w:val="zh_TW" w:bidi="zh_TW"/>
         </w:rPr>
         <w:t>，</w:t>
       </w:r>
-      <w:hyperlink r:id="rId34">
-        <w:r>
-          <w:rPr>
-            <w:lang w:val="zh_TW" w:bidi="zh_TW"/>
-          </w:rPr>
-          <w:rPr>
-            <w:color w:val="0000EE"/>
-            <w:u w:val="single"/>
-          </w:rPr>
-          <w:t>20:5–17</w:t>
-        </w:r>
-      </w:hyperlink>
+      <w:r>
+        <w:rPr>
+          <w:lang w:val="zh_TW" w:bidi="zh_TW"/>
+        </w:rPr>
+        <w:t>20:5–17</w:t>
+      </w:r>
       <w:r>
         <w:rPr>
           <w:lang w:val="zh_TW" w:bidi="zh_TW"/>
         </w:rPr>
         <w:t>，</w:t>
       </w:r>
-      <w:hyperlink r:id="rId35">
-        <w:r>
-          <w:rPr>
-            <w:lang w:val="zh_TW" w:bidi="zh_TW"/>
-          </w:rPr>
-          <w:rPr>
-            <w:color w:val="0000EE"/>
-            <w:u w:val="single"/>
-          </w:rPr>
-          <w:t>21:1–18</w:t>
-        </w:r>
-      </w:hyperlink>
+      <w:r>
+        <w:rPr>
+          <w:lang w:val="zh_TW" w:bidi="zh_TW"/>
+        </w:rPr>
+        <w:t>21:1–18</w:t>
+      </w:r>
       <w:r>
         <w:rPr>
           <w:lang w:val="zh_TW" w:bidi="zh_TW"/>
         </w:rPr>
         <w:t>，</w:t>
       </w:r>
-      <w:hyperlink r:id="rId36">
-        <w:r>
-          <w:rPr>
-            <w:lang w:val="zh_TW" w:bidi="zh_TW"/>
-          </w:rPr>
-          <w:rPr>
-            <w:color w:val="0000EE"/>
-            <w:u w:val="single"/>
-          </w:rPr>
-          <w:t>27:1–28:16</w:t>
-        </w:r>
-      </w:hyperlink>
+      <w:r>
+        <w:rPr>
+          <w:lang w:val="zh_TW" w:bidi="zh_TW"/>
+        </w:rPr>
+        <w:t>27:1–28:16</w:t>
+      </w:r>
       <w:r>
         <w:rPr>
           <w:lang w:val="zh_TW" w:bidi="zh_TW"/>
         </w:rPr>
         <w:t>）。路加是一位外邦人（</w:t>
       </w:r>
-      <w:hyperlink r:id="rId37">
-        <w:r>
-          <w:rPr>
-            <w:lang w:val="zh_TW" w:bidi="zh_TW"/>
-          </w:rPr>
-          <w:rPr>
-            <w:color w:val="0000EE"/>
-            <w:u w:val="single"/>
-          </w:rPr>
-          <w:t>西4:11–14</w:t>
-        </w:r>
-      </w:hyperlink>
+      <w:r>
+        <w:rPr>
+          <w:lang w:val="zh_TW" w:bidi="zh_TW"/>
+        </w:rPr>
+        <w:t>西4:11–14</w:t>
+      </w:r>
       <w:r>
         <w:rPr>
           <w:lang w:val="zh_TW" w:bidi="zh_TW"/>
@@ -913,18 +757,12 @@
         </w:rPr>
         <w:t>路加顯然是因著使徒保羅的事工而信主的。雖然路加並沒有參與耶穌在世時的事工，但是他是一位細心且敏銳的歷史學家。他依靠目擊證人的記載以及書面和口述的資料來源，徹底調查了他所報導的事件。他寫作的目的是，「使你知道所學之道都是確實的」（</w:t>
       </w:r>
-      <w:hyperlink r:id="rId38">
-        <w:r>
-          <w:rPr>
-            <w:lang w:val="zh_TW" w:bidi="zh_TW"/>
-          </w:rPr>
-          <w:rPr>
-            <w:color w:val="0000EE"/>
-            <w:u w:val="single"/>
-          </w:rPr>
-          <w:t>路1:4</w:t>
-        </w:r>
-      </w:hyperlink>
+      <w:r>
+        <w:rPr>
+          <w:lang w:val="zh_TW" w:bidi="zh_TW"/>
+        </w:rPr>
+        <w:t>路1:4</w:t>
+      </w:r>
       <w:r>
         <w:rPr>
           <w:lang w:val="zh_TW" w:bidi="zh_TW"/>
@@ -956,18 +794,12 @@
         </w:rPr>
         <w:t>具體的寫作地點不確定，但是有人提出過羅馬、以弗所、凱撒利亞和亞該亞（希臘南部）這些地點。日期也不確定。最常見的兩種理論是它寫於較早的日期，即公元59–63年，或較晚的日期，即公元70–90年。較早的日期是由使徒行傳的結尾所建議的，保羅在羅馬活著並被囚禁了兩年（大約從公元60年開始）。如果福音書是在使徒行傳之前寫的，那麼很可能是在這次囚禁之前或期間（公元59–63年）。較晚的日期，即公元70年之後，提出這種觀點之人的理由是，路加使用了馬可福音作為來源，並且馬可福音寫於公元60年代末期，即公元66–70年的猶太戰爭之前或期間（見</w:t>
       </w:r>
-      <w:hyperlink r:id="rId39">
-        <w:r>
-          <w:rPr>
-            <w:lang w:val="zh_TW" w:bidi="zh_TW"/>
-          </w:rPr>
-          <w:rPr>
-            <w:color w:val="0000EE"/>
-            <w:u w:val="single"/>
-          </w:rPr>
-          <w:t>可13:14</w:t>
-        </w:r>
-      </w:hyperlink>
+      <w:r>
+        <w:rPr>
+          <w:lang w:val="zh_TW" w:bidi="zh_TW"/>
+        </w:rPr>
+        <w:t>可13:14</w:t>
+      </w:r>
       <w:r>
         <w:rPr>
           <w:lang w:val="zh_TW" w:bidi="zh_TW"/>
@@ -1024,36 +856,24 @@
         </w:rPr>
         <w:t>路加福音–使徒行傳的敘述積極肯定了（1）耶穌是舊約聖經中應許的彌賽亞；（2）祂在十字架上受死並未否定這一宣告，因為彌賽亞的受死和復活早已在聖經中預言了（</w:t>
       </w:r>
-      <w:hyperlink r:id="rId40">
-        <w:r>
-          <w:rPr>
-            <w:lang w:val="zh_TW" w:bidi="zh_TW"/>
-          </w:rPr>
-          <w:rPr>
-            <w:color w:val="0000EE"/>
-            <w:u w:val="single"/>
-          </w:rPr>
-          <w:t>路24:26</w:t>
-        </w:r>
-      </w:hyperlink>
+      <w:r>
+        <w:rPr>
+          <w:lang w:val="zh_TW" w:bidi="zh_TW"/>
+        </w:rPr>
+        <w:t>路24:26</w:t>
+      </w:r>
       <w:r>
         <w:rPr>
           <w:lang w:val="zh_TW" w:bidi="zh_TW"/>
         </w:rPr>
         <w:t>、</w:t>
       </w:r>
-      <w:hyperlink r:id="rId41">
-        <w:r>
-          <w:rPr>
-            <w:lang w:val="zh_TW" w:bidi="zh_TW"/>
-          </w:rPr>
-          <w:rPr>
-            <w:color w:val="0000EE"/>
-            <w:u w:val="single"/>
-          </w:rPr>
-          <w:t>46</w:t>
-        </w:r>
-      </w:hyperlink>
+      <w:r>
+        <w:rPr>
+          <w:lang w:val="zh_TW" w:bidi="zh_TW"/>
+        </w:rPr>
+        <w:t>46</w:t>
+      </w:r>
       <w:r>
         <w:rPr>
           <w:lang w:val="zh_TW" w:bidi="zh_TW"/>
@@ -1074,36 +894,24 @@
         </w:rPr>
         <w:t>歷史信息。 比起其他福音書作者，路加更強調耶穌故事的歷史性，他向讀者保證福音信息是真實的。他強調他的記述是基於可靠的目擊證人的證詞（</w:t>
       </w:r>
-      <w:hyperlink r:id="rId13">
-        <w:r>
-          <w:rPr>
-            <w:lang w:val="zh_TW" w:bidi="zh_TW"/>
-          </w:rPr>
-          <w:rPr>
-            <w:color w:val="0000EE"/>
-            <w:u w:val="single"/>
-          </w:rPr>
-          <w:t>1:1–4</w:t>
-        </w:r>
-      </w:hyperlink>
+      <w:r>
+        <w:rPr>
+          <w:lang w:val="zh_TW" w:bidi="zh_TW"/>
+        </w:rPr>
+        <w:t>1:1–4</w:t>
+      </w:r>
       <w:r>
         <w:rPr>
           <w:lang w:val="zh_TW" w:bidi="zh_TW"/>
         </w:rPr>
         <w:t>），並且仔細地按照當時的統治者來標定耶穌事工的日期（</w:t>
       </w:r>
-      <w:hyperlink r:id="rId42">
-        <w:r>
-          <w:rPr>
-            <w:lang w:val="zh_TW" w:bidi="zh_TW"/>
-          </w:rPr>
-          <w:rPr>
-            <w:color w:val="0000EE"/>
-            <w:u w:val="single"/>
-          </w:rPr>
-          <w:t>3:1–2</w:t>
-        </w:r>
-      </w:hyperlink>
+      <w:r>
+        <w:rPr>
+          <w:lang w:val="zh_TW" w:bidi="zh_TW"/>
+        </w:rPr>
+        <w:t>3:1–2</w:t>
+      </w:r>
       <w:r>
         <w:rPr>
           <w:lang w:val="zh_TW" w:bidi="zh_TW"/>
@@ -1124,108 +932,72 @@
         </w:rPr>
         <w:t>耶穌的肖像。 路加福音對耶穌的描繪反映了應許與實現的主題。對耶穌的介紹是，祂是應許的救主，是從大衛王的後裔而出的彌賽亞。祂出生在大衛的城伯利恆，並將永遠在大衛的寶座上作王（</w:t>
       </w:r>
-      <w:hyperlink r:id="rId43">
-        <w:r>
-          <w:rPr>
-            <w:lang w:val="zh_TW" w:bidi="zh_TW"/>
-          </w:rPr>
-          <w:rPr>
-            <w:color w:val="0000EE"/>
-            <w:u w:val="single"/>
-          </w:rPr>
-          <w:t>1:32–33</w:t>
-        </w:r>
-      </w:hyperlink>
+      <w:r>
+        <w:rPr>
+          <w:lang w:val="zh_TW" w:bidi="zh_TW"/>
+        </w:rPr>
+        <w:t>1:32–33</w:t>
+      </w:r>
       <w:r>
         <w:rPr>
           <w:lang w:val="zh_TW" w:bidi="zh_TW"/>
         </w:rPr>
         <w:t>，</w:t>
       </w:r>
-      <w:hyperlink r:id="rId44">
-        <w:r>
-          <w:rPr>
-            <w:lang w:val="zh_TW" w:bidi="zh_TW"/>
-          </w:rPr>
-          <w:rPr>
-            <w:color w:val="0000EE"/>
-            <w:u w:val="single"/>
-          </w:rPr>
-          <w:t>2:4</w:t>
-        </w:r>
-      </w:hyperlink>
+      <w:r>
+        <w:rPr>
+          <w:lang w:val="zh_TW" w:bidi="zh_TW"/>
+        </w:rPr>
+        <w:t>2:4</w:t>
+      </w:r>
       <w:r>
         <w:rPr>
           <w:lang w:val="zh_TW" w:bidi="zh_TW"/>
         </w:rPr>
         <w:t>、</w:t>
       </w:r>
-      <w:hyperlink r:id="rId45">
-        <w:r>
-          <w:rPr>
-            <w:lang w:val="zh_TW" w:bidi="zh_TW"/>
-          </w:rPr>
-          <w:rPr>
-            <w:color w:val="0000EE"/>
-            <w:u w:val="single"/>
-          </w:rPr>
-          <w:t>11</w:t>
-        </w:r>
-      </w:hyperlink>
+      <w:r>
+        <w:rPr>
+          <w:lang w:val="zh_TW" w:bidi="zh_TW"/>
+        </w:rPr>
+        <w:t>11</w:t>
+      </w:r>
       <w:r>
         <w:rPr>
           <w:lang w:val="zh_TW" w:bidi="zh_TW"/>
         </w:rPr>
         <w:t>）。耶穌不是藉著軍事力量和征服來完成救贖，而是藉著先知書所寫的受苦。祂作為耶和華的僕人而死，實現了舊約的應許。藉著祂的受死和復活，耶穌成為了世界的救主（</w:t>
       </w:r>
-      <w:hyperlink r:id="rId45">
-        <w:r>
-          <w:rPr>
-            <w:lang w:val="zh_TW" w:bidi="zh_TW"/>
-          </w:rPr>
-          <w:rPr>
-            <w:color w:val="0000EE"/>
-            <w:u w:val="single"/>
-          </w:rPr>
-          <w:t>路2:11</w:t>
-        </w:r>
-      </w:hyperlink>
+      <w:r>
+        <w:rPr>
+          <w:lang w:val="zh_TW" w:bidi="zh_TW"/>
+        </w:rPr>
+        <w:t>路2:11</w:t>
+      </w:r>
       <w:r>
         <w:rPr>
           <w:lang w:val="zh_TW" w:bidi="zh_TW"/>
         </w:rPr>
         <w:t>；</w:t>
       </w:r>
-      <w:hyperlink r:id="rId46">
-        <w:r>
-          <w:rPr>
-            <w:lang w:val="zh_TW" w:bidi="zh_TW"/>
-          </w:rPr>
-          <w:rPr>
-            <w:color w:val="0000EE"/>
-            <w:u w:val="single"/>
-          </w:rPr>
-          <w:t>徒2:36</w:t>
-        </w:r>
-      </w:hyperlink>
+      <w:r>
+        <w:rPr>
+          <w:lang w:val="zh_TW" w:bidi="zh_TW"/>
+        </w:rPr>
+        <w:t>徒2:36</w:t>
+      </w:r>
       <w:r>
         <w:rPr>
           <w:lang w:val="zh_TW" w:bidi="zh_TW"/>
         </w:rPr>
         <w:t>；</w:t>
       </w:r>
-      <w:hyperlink r:id="rId47">
-        <w:r>
-          <w:rPr>
-            <w:lang w:val="zh_TW" w:bidi="zh_TW"/>
-          </w:rPr>
-          <w:rPr>
-            <w:color w:val="0000EE"/>
-            <w:u w:val="single"/>
-          </w:rPr>
-          <w:t>10:36</w:t>
-        </w:r>
-      </w:hyperlink>
+      <w:r>
+        <w:rPr>
+          <w:lang w:val="zh_TW" w:bidi="zh_TW"/>
+        </w:rPr>
+        <w:t>10:36</w:t>
+      </w:r>
       <w:r>
         <w:rPr>
           <w:lang w:val="zh_TW" w:bidi="zh_TW"/>
@@ -1273,108 +1045,72 @@
         </w:rPr>
         <w:t>神的國度帶來了命運的大逆轉。神高舉貧窮和謙卑的人，祂叫富有和傲慢的人謙卑（</w:t>
       </w:r>
-      <w:hyperlink r:id="rId48">
-        <w:r>
-          <w:rPr>
-            <w:lang w:val="zh_TW" w:bidi="zh_TW"/>
-          </w:rPr>
-          <w:rPr>
-            <w:color w:val="0000EE"/>
-            <w:u w:val="single"/>
-          </w:rPr>
-          <w:t>路1:51–55</w:t>
-        </w:r>
-      </w:hyperlink>
+      <w:r>
+        <w:rPr>
+          <w:lang w:val="zh_TW" w:bidi="zh_TW"/>
+        </w:rPr>
+        <w:t>路1:51–55</w:t>
+      </w:r>
       <w:r>
         <w:rPr>
           <w:lang w:val="zh_TW" w:bidi="zh_TW"/>
         </w:rPr>
         <w:t>，</w:t>
       </w:r>
-      <w:hyperlink r:id="rId49">
-        <w:r>
-          <w:rPr>
-            <w:lang w:val="zh_TW" w:bidi="zh_TW"/>
-          </w:rPr>
-          <w:rPr>
-            <w:color w:val="0000EE"/>
-            <w:u w:val="single"/>
-          </w:rPr>
-          <w:t>16:19–31</w:t>
-        </w:r>
-      </w:hyperlink>
+      <w:r>
+        <w:rPr>
+          <w:lang w:val="zh_TW" w:bidi="zh_TW"/>
+        </w:rPr>
+        <w:t>16:19–31</w:t>
+      </w:r>
       <w:r>
         <w:rPr>
           <w:lang w:val="zh_TW" w:bidi="zh_TW"/>
         </w:rPr>
         <w:t>）。這福音是給貧窮和受壓迫之人的好消息（</w:t>
       </w:r>
-      <w:hyperlink r:id="rId50">
-        <w:r>
-          <w:rPr>
-            <w:lang w:val="zh_TW" w:bidi="zh_TW"/>
-          </w:rPr>
-          <w:rPr>
-            <w:color w:val="0000EE"/>
-            <w:u w:val="single"/>
-          </w:rPr>
-          <w:t>4:18</w:t>
-        </w:r>
-      </w:hyperlink>
+      <w:r>
+        <w:rPr>
+          <w:lang w:val="zh_TW" w:bidi="zh_TW"/>
+        </w:rPr>
+        <w:t>4:18</w:t>
+      </w:r>
       <w:r>
         <w:rPr>
           <w:lang w:val="zh_TW" w:bidi="zh_TW"/>
         </w:rPr>
         <w:t>），因為他們最能認識到自己需要神（</w:t>
       </w:r>
-      <w:hyperlink r:id="rId51">
-        <w:r>
-          <w:rPr>
-            <w:lang w:val="zh_TW" w:bidi="zh_TW"/>
-          </w:rPr>
-          <w:rPr>
-            <w:color w:val="0000EE"/>
-            <w:u w:val="single"/>
-          </w:rPr>
-          <w:t>6:20–21</w:t>
-        </w:r>
-      </w:hyperlink>
+      <w:r>
+        <w:rPr>
+          <w:lang w:val="zh_TW" w:bidi="zh_TW"/>
+        </w:rPr>
+        <w:t>6:20–21</w:t>
+      </w:r>
       <w:r>
         <w:rPr>
           <w:lang w:val="zh_TW" w:bidi="zh_TW"/>
         </w:rPr>
         <w:t>）。當富人依賴財富而不是神時，他們進入神國是不可能的（</w:t>
       </w:r>
-      <w:hyperlink r:id="rId52">
-        <w:r>
-          <w:rPr>
-            <w:lang w:val="zh_TW" w:bidi="zh_TW"/>
-          </w:rPr>
-          <w:rPr>
-            <w:color w:val="0000EE"/>
-            <w:u w:val="single"/>
-          </w:rPr>
-          <w:t>12:13–21</w:t>
-        </w:r>
-      </w:hyperlink>
+      <w:r>
+        <w:rPr>
+          <w:lang w:val="zh_TW" w:bidi="zh_TW"/>
+        </w:rPr>
+        <w:t>12:13–21</w:t>
+      </w:r>
       <w:r>
         <w:rPr>
           <w:lang w:val="zh_TW" w:bidi="zh_TW"/>
         </w:rPr>
         <w:t>，</w:t>
       </w:r>
-      <w:hyperlink r:id="rId53">
-        <w:r>
-          <w:rPr>
-            <w:lang w:val="zh_TW" w:bidi="zh_TW"/>
-          </w:rPr>
-          <w:rPr>
-            <w:color w:val="0000EE"/>
-            <w:u w:val="single"/>
-          </w:rPr>
-          <w:t>18:18–30</w:t>
-        </w:r>
-      </w:hyperlink>
+      <w:r>
+        <w:rPr>
+          <w:lang w:val="zh_TW" w:bidi="zh_TW"/>
+        </w:rPr>
+        <w:t>18:18–30</w:t>
+      </w:r>
       <w:r>
         <w:rPr>
           <w:lang w:val="zh_TW" w:bidi="zh_TW"/>
@@ -1408,18 +1144,12 @@
         </w:rPr>
         <w:t>神對失喪者的愛在耶穌與罪人和稅吏的交往中最清楚地顯明出來。祂呼召一個被鄙視的稅吏利未成為祂的門徒。作為大醫生，耶穌來是為了醫治「有病的人」（罪人），而不是「無病的人」（自以為義的；</w:t>
       </w:r>
-      <w:hyperlink r:id="rId54">
-        <w:r>
-          <w:rPr>
-            <w:lang w:val="zh_TW" w:bidi="zh_TW"/>
-          </w:rPr>
-          <w:rPr>
-            <w:color w:val="0000EE"/>
-            <w:u w:val="single"/>
-          </w:rPr>
-          <w:t>5:27–32</w:t>
-        </w:r>
-      </w:hyperlink>
+      <w:r>
+        <w:rPr>
+          <w:lang w:val="zh_TW" w:bidi="zh_TW"/>
+        </w:rPr>
+        <w:t>5:27–32</w:t>
+      </w:r>
       <w:r>
         <w:rPr>
           <w:lang w:val="zh_TW" w:bidi="zh_TW"/>
@@ -1438,90 +1168,60 @@
         </w:rPr>
         <w:t>淫的婦人，因為她認識到神的赦免並且以大愛回應（</w:t>
       </w:r>
-      <w:hyperlink r:id="rId55">
-        <w:r>
-          <w:rPr>
-            <w:lang w:val="zh_TW" w:bidi="zh_TW"/>
-          </w:rPr>
-          <w:rPr>
-            <w:color w:val="0000EE"/>
-            <w:u w:val="single"/>
-          </w:rPr>
-          <w:t>7:36–50</w:t>
-        </w:r>
-      </w:hyperlink>
+      <w:r>
+        <w:rPr>
+          <w:lang w:val="zh_TW" w:bidi="zh_TW"/>
+        </w:rPr>
+        <w:t>7:36–50</w:t>
+      </w:r>
       <w:r>
         <w:rPr>
           <w:lang w:val="zh_TW" w:bidi="zh_TW"/>
         </w:rPr>
         <w:t>）。祂責備法利賽人和宗教律法教師的自以為義、虛偽和缺乏憐憫。在聖殿裡悔改的稅吏得到了赦免，而自以為義的法利賽人卻一無所獲（</w:t>
       </w:r>
-      <w:hyperlink r:id="rId56">
-        <w:r>
-          <w:rPr>
-            <w:lang w:val="zh_TW" w:bidi="zh_TW"/>
-          </w:rPr>
-          <w:rPr>
-            <w:color w:val="0000EE"/>
-            <w:u w:val="single"/>
-          </w:rPr>
-          <w:t>18:9–14</w:t>
-        </w:r>
-      </w:hyperlink>
+      <w:r>
+        <w:rPr>
+          <w:lang w:val="zh_TW" w:bidi="zh_TW"/>
+        </w:rPr>
+        <w:t>18:9–14</w:t>
+      </w:r>
       <w:r>
         <w:rPr>
           <w:lang w:val="zh_TW" w:bidi="zh_TW"/>
         </w:rPr>
         <w:t>）。甚至連稅吏長撒該悔改歸向神時也得到了赦免（</w:t>
       </w:r>
-      <w:hyperlink r:id="rId57">
-        <w:r>
-          <w:rPr>
-            <w:lang w:val="zh_TW" w:bidi="zh_TW"/>
-          </w:rPr>
-          <w:rPr>
-            <w:color w:val="0000EE"/>
-            <w:u w:val="single"/>
-          </w:rPr>
-          <w:t>19:1–10</w:t>
-        </w:r>
-      </w:hyperlink>
+      <w:r>
+        <w:rPr>
+          <w:lang w:val="zh_TW" w:bidi="zh_TW"/>
+        </w:rPr>
+        <w:t>19:1–10</w:t>
+      </w:r>
       <w:r>
         <w:rPr>
           <w:lang w:val="zh_TW" w:bidi="zh_TW"/>
         </w:rPr>
         <w:t>）。耶穌赦免了在十字架上悔改的罪犯，並給了他在樂園中的位置（</w:t>
       </w:r>
-      <w:hyperlink r:id="rId58">
-        <w:r>
-          <w:rPr>
-            <w:lang w:val="zh_TW" w:bidi="zh_TW"/>
-          </w:rPr>
-          <w:rPr>
-            <w:color w:val="0000EE"/>
-            <w:u w:val="single"/>
-          </w:rPr>
-          <w:t>23:39–43</w:t>
-        </w:r>
-      </w:hyperlink>
+      <w:r>
+        <w:rPr>
+          <w:lang w:val="zh_TW" w:bidi="zh_TW"/>
+        </w:rPr>
+        <w:t>23:39–43</w:t>
+      </w:r>
       <w:r>
         <w:rPr>
           <w:lang w:val="zh_TW" w:bidi="zh_TW"/>
         </w:rPr>
         <w:t>）。耶穌的比喻也表達了同樣的主題——例如，父親在浪子回到他身邊時赦免了他（</w:t>
       </w:r>
-      <w:hyperlink r:id="rId59">
-        <w:r>
-          <w:rPr>
-            <w:lang w:val="zh_TW" w:bidi="zh_TW"/>
-          </w:rPr>
-          <w:rPr>
-            <w:color w:val="0000EE"/>
-            <w:u w:val="single"/>
-          </w:rPr>
-          <w:t>15:11–32</w:t>
-        </w:r>
-      </w:hyperlink>
+      <w:r>
+        <w:rPr>
+          <w:lang w:val="zh_TW" w:bidi="zh_TW"/>
+        </w:rPr>
+        <w:t>15:11–32</w:t>
+      </w:r>
       <w:r>
         <w:rPr>
           <w:lang w:val="zh_TW" w:bidi="zh_TW"/>
@@ -1555,36 +1255,24 @@
         </w:rPr>
         <w:t>撒馬利亞人是受鄙視的局外人，但在路加福音中，耶穌稱讚了一位撒馬利亞人，那人在痳瘋病得醫治以後表現出對神的感恩（</w:t>
       </w:r>
-      <w:hyperlink r:id="rId60">
-        <w:r>
-          <w:rPr>
-            <w:lang w:val="zh_TW" w:bidi="zh_TW"/>
-          </w:rPr>
-          <w:rPr>
-            <w:color w:val="0000EE"/>
-            <w:u w:val="single"/>
-          </w:rPr>
-          <w:t>17:11–19</w:t>
-        </w:r>
-      </w:hyperlink>
+      <w:r>
+        <w:rPr>
+          <w:lang w:val="zh_TW" w:bidi="zh_TW"/>
+        </w:rPr>
+        <w:t>17:11–19</w:t>
+      </w:r>
       <w:r>
         <w:rPr>
           <w:lang w:val="zh_TW" w:bidi="zh_TW"/>
         </w:rPr>
         <w:t>）。耶穌還講述了一個好撒馬利亞人的比喻，唯一真正幫助受傷猶太人的鄰舍正是那位被人鄙視的撒馬利亞人（</w:t>
       </w:r>
-      <w:hyperlink r:id="rId61">
-        <w:r>
-          <w:rPr>
-            <w:lang w:val="zh_TW" w:bidi="zh_TW"/>
-          </w:rPr>
-          <w:rPr>
-            <w:color w:val="0000EE"/>
-            <w:u w:val="single"/>
-          </w:rPr>
-          <w:t>10:29–37</w:t>
-        </w:r>
-      </w:hyperlink>
+      <w:r>
+        <w:rPr>
+          <w:lang w:val="zh_TW" w:bidi="zh_TW"/>
+        </w:rPr>
+        <w:t>10:29–37</w:t>
+      </w:r>
       <w:r>
         <w:rPr>
           <w:lang w:val="zh_TW" w:bidi="zh_TW"/>
@@ -1618,36 +1306,24 @@
         </w:rPr>
         <w:t>在第一世紀的文化中，婦女被視為低等，但耶穌將婦女提升到神國中的尊嚴地位。路加福音特別重視婦女，裡面提到了十三位在其它福音書中未提及的婦女。降生的敘事是從婦女的角度講述的（馬利亞和伊利莎白）。只有路加提到那些在經濟上支持耶穌的婦女（</w:t>
       </w:r>
-      <w:hyperlink r:id="rId62">
-        <w:r>
-          <w:rPr>
-            <w:lang w:val="zh_TW" w:bidi="zh_TW"/>
-          </w:rPr>
-          <w:rPr>
-            <w:color w:val="0000EE"/>
-            <w:u w:val="single"/>
-          </w:rPr>
-          <w:t>8:1–3</w:t>
-        </w:r>
-      </w:hyperlink>
+      <w:r>
+        <w:rPr>
+          <w:lang w:val="zh_TW" w:bidi="zh_TW"/>
+        </w:rPr>
+        <w:t>8:1–3</w:t>
+      </w:r>
       <w:r>
         <w:rPr>
           <w:lang w:val="zh_TW" w:bidi="zh_TW"/>
         </w:rPr>
         <w:t>）。在馬利亞和馬大的故事中，馬利亞因為像門徒一樣，在耶穌腳前聆聽教導而受到讚揚（</w:t>
       </w:r>
-      <w:hyperlink r:id="rId63">
-        <w:r>
-          <w:rPr>
-            <w:lang w:val="zh_TW" w:bidi="zh_TW"/>
-          </w:rPr>
-          <w:rPr>
-            <w:color w:val="0000EE"/>
-            <w:u w:val="single"/>
-          </w:rPr>
-          <w:t>10:38–42</w:t>
-        </w:r>
-      </w:hyperlink>
+      <w:r>
+        <w:rPr>
+          <w:lang w:val="zh_TW" w:bidi="zh_TW"/>
+        </w:rPr>
+        <w:t>10:38–42</w:t>
+      </w:r>
       <w:r>
         <w:rPr>
           <w:lang w:val="zh_TW" w:bidi="zh_TW"/>
@@ -1681,144 +1357,96 @@
         </w:rPr>
         <w:t>外邦人是最被排斥在外的人，路加強調神的救恩甚至延伸到了他們身上。雖然耶穌來自以色列，但祂將成為「照亮外邦人的光」（</w:t>
       </w:r>
-      <w:hyperlink r:id="rId64">
-        <w:r>
-          <w:rPr>
-            <w:lang w:val="zh_TW" w:bidi="zh_TW"/>
-          </w:rPr>
-          <w:rPr>
-            <w:color w:val="0000EE"/>
-            <w:u w:val="single"/>
-          </w:rPr>
-          <w:t>2:32</w:t>
-        </w:r>
-      </w:hyperlink>
+      <w:r>
+        <w:rPr>
+          <w:lang w:val="zh_TW" w:bidi="zh_TW"/>
+        </w:rPr>
+        <w:t>2:32</w:t>
+      </w:r>
       <w:r>
         <w:rPr>
           <w:lang w:val="zh_TW" w:bidi="zh_TW"/>
         </w:rPr>
         <w:t>），並且「凡有血氣的，都要見神的救恩」（</w:t>
       </w:r>
-      <w:hyperlink r:id="rId65">
-        <w:r>
-          <w:rPr>
-            <w:lang w:val="zh_TW" w:bidi="zh_TW"/>
-          </w:rPr>
-          <w:rPr>
-            <w:color w:val="0000EE"/>
-            <w:u w:val="single"/>
-          </w:rPr>
-          <w:t>3:4–6</w:t>
-        </w:r>
-      </w:hyperlink>
+      <w:r>
+        <w:rPr>
+          <w:lang w:val="zh_TW" w:bidi="zh_TW"/>
+        </w:rPr>
+        <w:t>3:4–6</w:t>
+      </w:r>
       <w:r>
         <w:rPr>
           <w:lang w:val="zh_TW" w:bidi="zh_TW"/>
         </w:rPr>
         <w:t>；</w:t>
       </w:r>
-      <w:hyperlink r:id="rId66">
-        <w:r>
-          <w:rPr>
-            <w:lang w:val="zh_TW" w:bidi="zh_TW"/>
-          </w:rPr>
-          <w:rPr>
-            <w:color w:val="0000EE"/>
-            <w:u w:val="single"/>
-          </w:rPr>
-          <w:t>賽40:5</w:t>
-        </w:r>
-      </w:hyperlink>
+      <w:r>
+        <w:rPr>
+          <w:lang w:val="zh_TW" w:bidi="zh_TW"/>
+        </w:rPr>
+        <w:t>賽40:5</w:t>
+      </w:r>
       <w:r>
         <w:rPr>
           <w:lang w:val="zh_TW" w:bidi="zh_TW"/>
         </w:rPr>
         <w:t>）。馬太福音的家譜（</w:t>
       </w:r>
-      <w:hyperlink r:id="rId67">
-        <w:r>
-          <w:rPr>
-            <w:lang w:val="zh_TW" w:bidi="zh_TW"/>
-          </w:rPr>
-          <w:rPr>
-            <w:color w:val="0000EE"/>
-            <w:u w:val="single"/>
-          </w:rPr>
-          <w:t>太1:1–17</w:t>
-        </w:r>
-      </w:hyperlink>
+      <w:r>
+        <w:rPr>
+          <w:lang w:val="zh_TW" w:bidi="zh_TW"/>
+        </w:rPr>
+        <w:t>太1:1–17</w:t>
+      </w:r>
       <w:r>
         <w:rPr>
           <w:lang w:val="zh_TW" w:bidi="zh_TW"/>
         </w:rPr>
         <w:t>）強調耶穌的猶太血統，從以色列人的祖先亞伯拉罕開始，而路加的家譜則追溯到整個人類的祖先亞當（</w:t>
       </w:r>
-      <w:hyperlink r:id="rId68">
-        <w:r>
-          <w:rPr>
-            <w:lang w:val="zh_TW" w:bidi="zh_TW"/>
-          </w:rPr>
-          <w:rPr>
-            <w:color w:val="0000EE"/>
-            <w:u w:val="single"/>
-          </w:rPr>
-          <w:t>路3:23–38</w:t>
-        </w:r>
-      </w:hyperlink>
+      <w:r>
+        <w:rPr>
+          <w:lang w:val="zh_TW" w:bidi="zh_TW"/>
+        </w:rPr>
+        <w:t>路3:23–38</w:t>
+      </w:r>
       <w:r>
         <w:rPr>
           <w:lang w:val="zh_TW" w:bidi="zh_TW"/>
         </w:rPr>
         <w:t>）。在拿撒勒的講道中，耶穌宣告神一直向外邦人顯明恩典（</w:t>
       </w:r>
-      <w:hyperlink r:id="rId69">
-        <w:r>
-          <w:rPr>
-            <w:lang w:val="zh_TW" w:bidi="zh_TW"/>
-          </w:rPr>
-          <w:rPr>
-            <w:color w:val="0000EE"/>
-            <w:u w:val="single"/>
-          </w:rPr>
-          <w:t>4:24–27</w:t>
-        </w:r>
-      </w:hyperlink>
+      <w:r>
+        <w:rPr>
+          <w:lang w:val="zh_TW" w:bidi="zh_TW"/>
+        </w:rPr>
+        <w:t>4:24–27</w:t>
+      </w:r>
       <w:r>
         <w:rPr>
           <w:lang w:val="zh_TW" w:bidi="zh_TW"/>
         </w:rPr>
         <w:t>）。路加的信息是神愛世上所有的人，並希望所有迷失的人都能被尋回（</w:t>
       </w:r>
-      <w:hyperlink r:id="rId70">
-        <w:r>
-          <w:rPr>
-            <w:lang w:val="zh_TW" w:bidi="zh_TW"/>
-          </w:rPr>
-          <w:rPr>
-            <w:color w:val="0000EE"/>
-            <w:u w:val="single"/>
-          </w:rPr>
-          <w:t>15:1–32</w:t>
-        </w:r>
-      </w:hyperlink>
+      <w:r>
+        <w:rPr>
+          <w:lang w:val="zh_TW" w:bidi="zh_TW"/>
+        </w:rPr>
+        <w:t>15:1–32</w:t>
+      </w:r>
       <w:r>
         <w:rPr>
           <w:lang w:val="zh_TW" w:bidi="zh_TW"/>
         </w:rPr>
         <w:t>；</w:t>
       </w:r>
-      <w:hyperlink r:id="rId21">
-        <w:r>
-          <w:rPr>
-            <w:lang w:val="zh_TW" w:bidi="zh_TW"/>
-          </w:rPr>
-          <w:rPr>
-            <w:color w:val="0000EE"/>
-            <w:u w:val="single"/>
-          </w:rPr>
-          <w:t>19:10</w:t>
-        </w:r>
-      </w:hyperlink>
+      <w:r>
+        <w:rPr>
+          <w:lang w:val="zh_TW" w:bidi="zh_TW"/>
+        </w:rPr>
+        <w:t>19:10</w:t>
+      </w:r>
       <w:r>
         <w:rPr>
           <w:lang w:val="zh_TW" w:bidi="zh_TW"/>
@@ -1839,198 +1467,132 @@
         </w:rPr>
         <w:t>受到以色列的許多人拒絕。這種對外邦人和其他外來者的涵蓋所反映的黑暗面，則是耶穌的信息被以色列許多人拒絕。當祂在拿撒勒宣佈神在過去曾賜福給外邦人時，人們憤怒地要起來殺祂（</w:t>
       </w:r>
-      <w:hyperlink r:id="rId71">
-        <w:r>
-          <w:rPr>
-            <w:lang w:val="zh_TW" w:bidi="zh_TW"/>
-          </w:rPr>
-          <w:rPr>
-            <w:color w:val="0000EE"/>
-            <w:u w:val="single"/>
-          </w:rPr>
-          <w:t>4:28–30</w:t>
-        </w:r>
-      </w:hyperlink>
+      <w:r>
+        <w:rPr>
+          <w:lang w:val="zh_TW" w:bidi="zh_TW"/>
+        </w:rPr>
+        <w:t>4:28–30</w:t>
+      </w:r>
       <w:r>
         <w:rPr>
           <w:lang w:val="zh_TW" w:bidi="zh_TW"/>
         </w:rPr>
         <w:t>）。這一事件開始了耶穌被自己的百姓拒絕的過程，並預示了猶太人對教會的反對（如使徒行傳中所述）。耶路撒冷拒絕了它的彌賽亞，因此站在神的審判之下（</w:t>
       </w:r>
-      <w:hyperlink r:id="rId72">
-        <w:r>
-          <w:rPr>
-            <w:lang w:val="zh_TW" w:bidi="zh_TW"/>
-          </w:rPr>
-          <w:rPr>
-            <w:color w:val="0000EE"/>
-            <w:u w:val="single"/>
-          </w:rPr>
-          <w:t>路13:33–35</w:t>
-        </w:r>
-      </w:hyperlink>
+      <w:r>
+        <w:rPr>
+          <w:lang w:val="zh_TW" w:bidi="zh_TW"/>
+        </w:rPr>
+        <w:t>路13:33–35</w:t>
+      </w:r>
       <w:r>
         <w:rPr>
           <w:lang w:val="zh_TW" w:bidi="zh_TW"/>
         </w:rPr>
         <w:t>，</w:t>
       </w:r>
-      <w:hyperlink r:id="rId73">
-        <w:r>
-          <w:rPr>
-            <w:lang w:val="zh_TW" w:bidi="zh_TW"/>
-          </w:rPr>
-          <w:rPr>
-            <w:color w:val="0000EE"/>
-            <w:u w:val="single"/>
-          </w:rPr>
-          <w:t>19:41–44</w:t>
-        </w:r>
-      </w:hyperlink>
+      <w:r>
+        <w:rPr>
+          <w:lang w:val="zh_TW" w:bidi="zh_TW"/>
+        </w:rPr>
+        <w:t>19:41–44</w:t>
+      </w:r>
       <w:r>
         <w:rPr>
           <w:lang w:val="zh_TW" w:bidi="zh_TW"/>
         </w:rPr>
         <w:t>），這一模式在使徒行傳中繼續。雖然以色列有許多人相信福音，但有更多的人拒絕了它。以色列被分裂，福音傳給了外邦人。路加強調這並沒有否定福音信息；以色列對福音的拒絕在舊約聖經中已經預言，並且是以色列頑梗和心硬歷史的延續（</w:t>
       </w:r>
-      <w:hyperlink r:id="rId74">
-        <w:r>
-          <w:rPr>
-            <w:lang w:val="zh_TW" w:bidi="zh_TW"/>
-          </w:rPr>
-          <w:rPr>
-            <w:color w:val="0000EE"/>
-            <w:u w:val="single"/>
-          </w:rPr>
-          <w:t>11:29–32</w:t>
-        </w:r>
-      </w:hyperlink>
+      <w:r>
+        <w:rPr>
+          <w:lang w:val="zh_TW" w:bidi="zh_TW"/>
+        </w:rPr>
+        <w:t>11:29–32</w:t>
+      </w:r>
       <w:r>
         <w:rPr>
           <w:lang w:val="zh_TW" w:bidi="zh_TW"/>
         </w:rPr>
         <w:t>、</w:t>
       </w:r>
-      <w:hyperlink r:id="rId75">
-        <w:r>
-          <w:rPr>
-            <w:lang w:val="zh_TW" w:bidi="zh_TW"/>
-          </w:rPr>
-          <w:rPr>
-            <w:color w:val="0000EE"/>
-            <w:u w:val="single"/>
-          </w:rPr>
-          <w:t>47–51</w:t>
-        </w:r>
-      </w:hyperlink>
+      <w:r>
+        <w:rPr>
+          <w:lang w:val="zh_TW" w:bidi="zh_TW"/>
+        </w:rPr>
+        <w:t>47–51</w:t>
+      </w:r>
       <w:r>
         <w:rPr>
           <w:lang w:val="zh_TW" w:bidi="zh_TW"/>
         </w:rPr>
         <w:t>，</w:t>
       </w:r>
-      <w:hyperlink r:id="rId76">
-        <w:r>
-          <w:rPr>
-            <w:lang w:val="zh_TW" w:bidi="zh_TW"/>
-          </w:rPr>
-          <w:rPr>
-            <w:color w:val="0000EE"/>
-            <w:u w:val="single"/>
-          </w:rPr>
-          <w:t>13:34–35</w:t>
-        </w:r>
-      </w:hyperlink>
+      <w:r>
+        <w:rPr>
+          <w:lang w:val="zh_TW" w:bidi="zh_TW"/>
+        </w:rPr>
+        <w:t>13:34–35</w:t>
+      </w:r>
       <w:r>
         <w:rPr>
           <w:lang w:val="zh_TW" w:bidi="zh_TW"/>
         </w:rPr>
         <w:t>，</w:t>
       </w:r>
-      <w:hyperlink r:id="rId73">
-        <w:r>
-          <w:rPr>
-            <w:lang w:val="zh_TW" w:bidi="zh_TW"/>
-          </w:rPr>
-          <w:rPr>
-            <w:color w:val="0000EE"/>
-            <w:u w:val="single"/>
-          </w:rPr>
-          <w:t>19:41–44</w:t>
-        </w:r>
-      </w:hyperlink>
+      <w:r>
+        <w:rPr>
+          <w:lang w:val="zh_TW" w:bidi="zh_TW"/>
+        </w:rPr>
+        <w:t>19:41–44</w:t>
+      </w:r>
       <w:r>
         <w:rPr>
           <w:lang w:val="zh_TW" w:bidi="zh_TW"/>
         </w:rPr>
         <w:t>，</w:t>
       </w:r>
-      <w:hyperlink r:id="rId77">
-        <w:r>
-          <w:rPr>
-            <w:lang w:val="zh_TW" w:bidi="zh_TW"/>
-          </w:rPr>
-          <w:rPr>
-            <w:color w:val="0000EE"/>
-            <w:u w:val="single"/>
-          </w:rPr>
-          <w:t>23:27–31</w:t>
-        </w:r>
-      </w:hyperlink>
+      <w:r>
+        <w:rPr>
+          <w:lang w:val="zh_TW" w:bidi="zh_TW"/>
+        </w:rPr>
+        <w:t>23:27–31</w:t>
+      </w:r>
       <w:r>
         <w:rPr>
           <w:lang w:val="zh_TW" w:bidi="zh_TW"/>
         </w:rPr>
         <w:t>；</w:t>
       </w:r>
-      <w:hyperlink r:id="rId78">
-        <w:r>
-          <w:rPr>
-            <w:lang w:val="zh_TW" w:bidi="zh_TW"/>
-          </w:rPr>
-          <w:rPr>
-            <w:color w:val="0000EE"/>
-            <w:u w:val="single"/>
-          </w:rPr>
-          <w:t>徒13:46</w:t>
-        </w:r>
-      </w:hyperlink>
+      <w:r>
+        <w:rPr>
+          <w:lang w:val="zh_TW" w:bidi="zh_TW"/>
+        </w:rPr>
+        <w:t>徒13:46</w:t>
+      </w:r>
       <w:r>
         <w:rPr>
           <w:lang w:val="zh_TW" w:bidi="zh_TW"/>
         </w:rPr>
         <w:t>，</w:t>
       </w:r>
-      <w:hyperlink r:id="rId79">
-        <w:r>
-          <w:rPr>
-            <w:lang w:val="zh_TW" w:bidi="zh_TW"/>
-          </w:rPr>
-          <w:rPr>
-            <w:color w:val="0000EE"/>
-            <w:u w:val="single"/>
-          </w:rPr>
-          <w:t>28:25–28</w:t>
-        </w:r>
-      </w:hyperlink>
+      <w:r>
+        <w:rPr>
+          <w:lang w:val="zh_TW" w:bidi="zh_TW"/>
+        </w:rPr>
+        <w:t>28:25–28</w:t>
+      </w:r>
       <w:r>
         <w:rPr>
           <w:lang w:val="zh_TW" w:bidi="zh_TW"/>
         </w:rPr>
         <w:t>；另見</w:t>
       </w:r>
-      <w:hyperlink r:id="rId80">
-        <w:r>
-          <w:rPr>
-            <w:lang w:val="zh_TW" w:bidi="zh_TW"/>
-          </w:rPr>
-          <w:rPr>
-            <w:color w:val="0000EE"/>
-            <w:u w:val="single"/>
-          </w:rPr>
-          <w:t>羅9–11</w:t>
-        </w:r>
-      </w:hyperlink>
+      <w:r>
+        <w:rPr>
+          <w:lang w:val="zh_TW" w:bidi="zh_TW"/>
+        </w:rPr>
+        <w:t>羅9–11</w:t>
+      </w:r>
       <w:r>
         <w:rPr>
           <w:lang w:val="zh_TW" w:bidi="zh_TW"/>
